--- a/baocao/đánh giá nhóm UDTMDTN8 (1).docx
+++ b/baocao/đánh giá nhóm UDTMDTN8 (1).docx
@@ -427,6 +427,7 @@
                 <w:rFonts w:ascii="Times New Roman" w:eastAsia="Times New Roman" w:hAnsi="Times New Roman" w:cs="Times New Roman"/>
                 <w:sz w:val="28"/>
                 <w:szCs w:val="28"/>
+                <w:lang w:val="en-US"/>
               </w:rPr>
             </w:pPr>
             <w:r>
@@ -434,6 +435,7 @@
                 <w:rFonts w:ascii="Times New Roman" w:eastAsia="Times New Roman" w:hAnsi="Times New Roman" w:cs="Times New Roman"/>
                 <w:sz w:val="28"/>
                 <w:szCs w:val="28"/>
+                <w:lang w:val="en-US"/>
               </w:rPr>
               <w:t>1</w:t>
             </w:r>
@@ -471,7 +473,7 @@
                 <w:sz w:val="28"/>
                 <w:szCs w:val="28"/>
               </w:rPr>
-              <w:t>Đăng Hoàng Nguyên</w:t>
+              <w:t>Nguyễn Đức Việt Hùng</w:t>
             </w:r>
           </w:p>
         </w:tc>
@@ -490,7 +492,6 @@
               <w:bottom w:w="0" w:type="dxa"/>
               <w:right w:w="108" w:type="dxa"/>
             </w:tcMar>
-            <w:vAlign w:val="center"/>
           </w:tcPr>
           <w:p>
             <w:pPr>
@@ -507,7 +508,7 @@
                 <w:sz w:val="28"/>
                 <w:szCs w:val="28"/>
               </w:rPr>
-              <w:t>2331540155</w:t>
+              <w:t>2331540130</w:t>
             </w:r>
           </w:p>
         </w:tc>
@@ -575,6 +576,14 @@
                 <w:szCs w:val="28"/>
               </w:rPr>
             </w:pPr>
+            <w:r>
+              <w:rPr>
+                <w:rFonts w:ascii="Times New Roman" w:eastAsia="Times New Roman" w:hAnsi="Times New Roman" w:cs="Times New Roman"/>
+                <w:sz w:val="28"/>
+                <w:szCs w:val="28"/>
+              </w:rPr>
+              <w:t>Nhóm Trưởng</w:t>
+            </w:r>
           </w:p>
         </w:tc>
       </w:tr>
@@ -606,6 +615,7 @@
                 <w:rFonts w:ascii="Times New Roman" w:eastAsia="Times New Roman" w:hAnsi="Times New Roman" w:cs="Times New Roman"/>
                 <w:sz w:val="28"/>
                 <w:szCs w:val="28"/>
+                <w:lang w:val="en-US"/>
               </w:rPr>
             </w:pPr>
             <w:r>
@@ -613,6 +623,7 @@
                 <w:rFonts w:ascii="Times New Roman" w:eastAsia="Times New Roman" w:hAnsi="Times New Roman" w:cs="Times New Roman"/>
                 <w:sz w:val="28"/>
                 <w:szCs w:val="28"/>
+                <w:lang w:val="en-US"/>
               </w:rPr>
               <w:t>2</w:t>
             </w:r>
@@ -650,7 +661,7 @@
                 <w:sz w:val="28"/>
                 <w:szCs w:val="28"/>
               </w:rPr>
-              <w:t>Nguyễn Đức Việt Hùng</w:t>
+              <w:t>Đăng Hoàng Nguyên</w:t>
             </w:r>
           </w:p>
         </w:tc>
@@ -669,6 +680,7 @@
               <w:bottom w:w="100" w:type="dxa"/>
               <w:right w:w="100" w:type="dxa"/>
             </w:tcMar>
+            <w:vAlign w:val="center"/>
           </w:tcPr>
           <w:p>
             <w:pPr>
@@ -685,7 +697,7 @@
                 <w:sz w:val="28"/>
                 <w:szCs w:val="28"/>
               </w:rPr>
-              <w:t>2331540130</w:t>
+              <w:t>2331540155</w:t>
             </w:r>
           </w:p>
         </w:tc>
@@ -747,20 +759,10 @@
               <w:jc w:val="center"/>
               <w:rPr>
                 <w:rFonts w:ascii="Times New Roman" w:eastAsia="Times New Roman" w:hAnsi="Times New Roman" w:cs="Times New Roman"/>
-                <w:b/>
-                <w:bCs/>
                 <w:sz w:val="28"/>
                 <w:szCs w:val="28"/>
               </w:rPr>
             </w:pPr>
-            <w:r>
-              <w:rPr>
-                <w:rFonts w:ascii="Times New Roman" w:eastAsia="Times New Roman" w:hAnsi="Times New Roman" w:cs="Times New Roman"/>
-                <w:sz w:val="28"/>
-                <w:szCs w:val="28"/>
-              </w:rPr>
-              <w:t>Nhóm Trưởng</w:t>
-            </w:r>
           </w:p>
         </w:tc>
       </w:tr>

--- a/baocao/đánh giá nhóm UDTMDTN8 (1).docx
+++ b/baocao/đánh giá nhóm UDTMDTN8 (1).docx
@@ -1,6 +1,6 @@
 
 <file path=word/document.xml><?xml version="1.0" encoding="utf-8"?>
-<w:document xmlns:wpc="http://schemas.microsoft.com/office/word/2010/wordprocessingCanvas" xmlns:cx="http://schemas.microsoft.com/office/drawing/2014/chartex" xmlns:cx1="http://schemas.microsoft.com/office/drawing/2015/9/8/chartex" xmlns:cx2="http://schemas.microsoft.com/office/drawing/2015/10/21/chartex" xmlns:cx3="http://schemas.microsoft.com/office/drawing/2016/5/9/chartex" xmlns:cx4="http://schemas.microsoft.com/office/drawing/2016/5/10/chartex" xmlns:cx5="http://schemas.microsoft.com/office/drawing/2016/5/11/chartex" xmlns:cx6="http://schemas.microsoft.com/office/drawing/2016/5/12/chartex" xmlns:cx7="http://schemas.microsoft.com/office/drawing/2016/5/13/chartex" xmlns:cx8="http://schemas.microsoft.com/office/drawing/2016/5/14/chartex" xmlns:mc="http://schemas.openxmlformats.org/markup-compatibility/2006" xmlns:aink="http://schemas.microsoft.com/office/drawing/2016/ink" xmlns:am3d="http://schemas.microsoft.com/office/drawing/2017/model3d" xmlns:o="urn:schemas-microsoft-com:office:office" xmlns:oel="http://schemas.microsoft.com/office/2019/extlst" xmlns:r="http://schemas.openxmlformats.org/officeDocument/2006/relationships" xmlns:m="http://schemas.openxmlformats.org/officeDocument/2006/math" xmlns:v="urn:schemas-microsoft-com:vml" xmlns:wp14="http://schemas.microsoft.com/office/word/2010/wordprocessingDrawing" xmlns:wp="http://schemas.openxmlformats.org/drawingml/2006/wordprocessingDrawing" xmlns:w10="urn:schemas-microsoft-com:office:word" xmlns:w="http://schemas.openxmlformats.org/wordprocessingml/2006/main" xmlns:w14="http://schemas.microsoft.com/office/word/2010/wordml" xmlns:w15="http://schemas.microsoft.com/office/word/2012/wordml" xmlns:w16cex="http://schemas.microsoft.com/office/word/2018/wordml/cex" xmlns:w16cid="http://schemas.microsoft.com/office/word/2016/wordml/cid" xmlns:w16="http://schemas.microsoft.com/office/word/2018/wordml" xmlns:w16du="http://schemas.microsoft.com/office/word/2023/wordml/word16du" xmlns:w16sdtdh="http://schemas.microsoft.com/office/word/2020/wordml/sdtdatahash" xmlns:w16sdtfl="http://schemas.microsoft.com/office/word/2024/wordml/sdtformatlock" xmlns:w16se="http://schemas.microsoft.com/office/word/2015/wordml/symex" xmlns:wpg="http://schemas.microsoft.com/office/word/2010/wordprocessingGroup" xmlns:wpi="http://schemas.microsoft.com/office/word/2010/wordprocessingInk" xmlns:wne="http://schemas.microsoft.com/office/word/2006/wordml" xmlns:wps="http://schemas.microsoft.com/office/word/2010/wordprocessingShape" mc:Ignorable="w14 w15 w16se w16cid w16 w16cex w16sdtdh w16sdtfl w16du wp14">
+<w:document xmlns:wpc="http://schemas.microsoft.com/office/word/2010/wordprocessingCanvas" xmlns:cx="http://schemas.microsoft.com/office/drawing/2014/chartex" xmlns:cx1="http://schemas.microsoft.com/office/drawing/2015/9/8/chartex" xmlns:cx2="http://schemas.microsoft.com/office/drawing/2015/10/21/chartex" xmlns:cx3="http://schemas.microsoft.com/office/drawing/2016/5/9/chartex" xmlns:cx4="http://schemas.microsoft.com/office/drawing/2016/5/10/chartex" xmlns:cx5="http://schemas.microsoft.com/office/drawing/2016/5/11/chartex" xmlns:cx6="http://schemas.microsoft.com/office/drawing/2016/5/12/chartex" xmlns:cx7="http://schemas.microsoft.com/office/drawing/2016/5/13/chartex" xmlns:cx8="http://schemas.microsoft.com/office/drawing/2016/5/14/chartex" xmlns:mc="http://schemas.openxmlformats.org/markup-compatibility/2006" xmlns:aink="http://schemas.microsoft.com/office/drawing/2016/ink" xmlns:am3d="http://schemas.microsoft.com/office/drawing/2017/model3d" xmlns:o="urn:schemas-microsoft-com:office:office" xmlns:r="http://schemas.openxmlformats.org/officeDocument/2006/relationships" xmlns:m="http://schemas.openxmlformats.org/officeDocument/2006/math" xmlns:v="urn:schemas-microsoft-com:vml" xmlns:wp14="http://schemas.microsoft.com/office/word/2010/wordprocessingDrawing" xmlns:wp="http://schemas.openxmlformats.org/drawingml/2006/wordprocessingDrawing" xmlns:w10="urn:schemas-microsoft-com:office:word" xmlns:w="http://schemas.openxmlformats.org/wordprocessingml/2006/main" xmlns:w14="http://schemas.microsoft.com/office/word/2010/wordml" xmlns:w15="http://schemas.microsoft.com/office/word/2012/wordml" xmlns:w16cex="http://schemas.microsoft.com/office/word/2018/wordml/cex" xmlns:w16cid="http://schemas.microsoft.com/office/word/2016/wordml/cid" xmlns:w16="http://schemas.microsoft.com/office/word/2018/wordml" xmlns:w16sdtdh="http://schemas.microsoft.com/office/word/2020/wordml/sdtdatahash" xmlns:w16se="http://schemas.microsoft.com/office/word/2015/wordml/symex" xmlns:wpg="http://schemas.microsoft.com/office/word/2010/wordprocessingGroup" xmlns:wpi="http://schemas.microsoft.com/office/word/2010/wordprocessingInk" xmlns:wne="http://schemas.microsoft.com/office/word/2006/wordml" xmlns:wps="http://schemas.microsoft.com/office/word/2010/wordprocessingShape" mc:Ignorable="w14 w15 w16se w16cid w16 w16cex w16sdtdh wp14">
   <w:body>
     <w:p>
       <w:pPr>
@@ -1473,7 +1473,18 @@
           <w:sz w:val="26"/>
           <w:szCs w:val="26"/>
         </w:rPr>
-        <w:t>- Nếu copy hoàn toàn kết quả AI sinh ra: 0 điểm</w:t>
+        <w:t xml:space="preserve">- Nếu copy hoàn toàn </w:t>
+      </w:r>
+      <w:r>
+        <w:rPr>
+          <w:rFonts w:ascii="Times New Roman" w:eastAsia="Times New Roman" w:hAnsi="Times New Roman" w:cs="Times New Roman"/>
+          <w:b/>
+          <w:bCs/>
+          <w:color w:val="EE0000"/>
+          <w:sz w:val="26"/>
+          <w:szCs w:val="26"/>
+        </w:rPr>
+        <w:t>kết quả AI sinh ra: 0 điểm</w:t>
       </w:r>
     </w:p>
     <w:p>
@@ -1542,7 +1553,18 @@
           <w:sz w:val="26"/>
           <w:szCs w:val="26"/>
         </w:rPr>
-        <w:t>- Sinh viên cần trung thực và liệt kê đầy đủ trong bản ghi nhận này, nếu giảng viên phát hiện có gian lận hoặc ghi nhận không đầy đủ thì tùy theo mức độ mà đánh giá đề tài không đạt hoặc đạt với kết quả thấp</w:t>
+        <w:t xml:space="preserve">- Sinh viên cần trung thực </w:t>
+      </w:r>
+      <w:r>
+        <w:rPr>
+          <w:rFonts w:ascii="Times New Roman" w:eastAsia="Times New Roman" w:hAnsi="Times New Roman" w:cs="Times New Roman"/>
+          <w:b/>
+          <w:bCs/>
+          <w:color w:val="EE0000"/>
+          <w:sz w:val="26"/>
+          <w:szCs w:val="26"/>
+        </w:rPr>
+        <w:t>và liệt kê đầy đủ trong bản ghi nhận này, nếu giảng viên phát hiện có gian lận hoặc ghi nhận không đầy đủ thì tùy theo mức độ mà đánh giá đề tài không đạt hoặc đạt với kết quả thấp</w:t>
       </w:r>
     </w:p>
     <w:p>
@@ -1754,7 +1776,17 @@
                 <w:sz w:val="26"/>
                 <w:szCs w:val="26"/>
               </w:rPr>
-              <w:t>Câu lệnh AI (Prompt) được sử dụng</w:t>
+              <w:t>Câu lệnh AI (Prom</w:t>
+            </w:r>
+            <w:r>
+              <w:rPr>
+                <w:rFonts w:ascii="Times New Roman" w:eastAsia="Times New Roman" w:hAnsi="Times New Roman" w:cs="Times New Roman"/>
+                <w:b/>
+                <w:bCs/>
+                <w:sz w:val="26"/>
+                <w:szCs w:val="26"/>
+              </w:rPr>
+              <w:t>pt) được sử dụng</w:t>
             </w:r>
           </w:p>
         </w:tc>
@@ -2051,7 +2083,15 @@
                 <w:sz w:val="26"/>
                 <w:szCs w:val="26"/>
               </w:rPr>
-              <w:t xml:space="preserve">AI sinh ra code màu nền tối , nên chỉnh sửa thành màu sáng hơn . Chỉnh sửa responsive và bố cục </w:t>
+              <w:t>AI sinh ra code màu nền tối , nên chỉnh sửa thành màu sáng hơn . Chỉnh sửa responsive</w:t>
+            </w:r>
+            <w:r>
+              <w:rPr>
+                <w:rFonts w:ascii="Times New Roman" w:eastAsia="Times New Roman" w:hAnsi="Times New Roman" w:cs="Times New Roman"/>
+                <w:sz w:val="26"/>
+                <w:szCs w:val="26"/>
+              </w:rPr>
+              <w:t xml:space="preserve"> và bố cục </w:t>
             </w:r>
           </w:p>
           <w:p>
@@ -2259,7 +2299,15 @@
                 <w:sz w:val="26"/>
                 <w:szCs w:val="26"/>
               </w:rPr>
-              <w:t xml:space="preserve">Sử dụng khoảng 60% code Ai trả về. Phần xử lý JWT, bcrypt và cấu trúc API được giữ nguyên. Các phần như cấu trúc thư mục, thông báo lỗi, và logic kiểm tra dữ liệu đầu vào chỉnh sửa lại để phù hợp với project của nhóm. </w:t>
+              <w:t>Sử dụng khoảng 60% code Ai trả về. Phần xử</w:t>
+            </w:r>
+            <w:r>
+              <w:rPr>
+                <w:rFonts w:ascii="Times New Roman" w:eastAsia="Times New Roman" w:hAnsi="Times New Roman" w:cs="Times New Roman"/>
+                <w:sz w:val="26"/>
+                <w:szCs w:val="26"/>
+              </w:rPr>
+              <w:t xml:space="preserve"> lý JWT, bcrypt và cấu trúc API được giữ nguyên. Các phần như cấu trúc thư mục, thông báo lỗi, và logic kiểm tra dữ liệu đầu vào chỉnh sửa lại để phù hợp với project của nhóm. </w:t>
             </w:r>
           </w:p>
           <w:p>
@@ -2304,25 +2352,41 @@
                 <w:sz w:val="26"/>
                 <w:szCs w:val="26"/>
               </w:rPr>
-              <w:t xml:space="preserve">Chia lại cấu trúc thư mục, tách các routes/ , middleware/ ,models theo chuẩn RESTful API để sau này dễ bảo trì, cập nhật .Thêm validate cho input tránh trường hợp dữ liệu rộng và định dạng sai . Thêm middleware/auth.js để kiểm tra đăng nhập , xác thực token. </w:t>
-            </w:r>
-          </w:p>
-          <w:p>
-            <w:pPr>
-              <w:spacing w:after="0" w:line="240" w:lineRule="auto"/>
-              <w:rPr>
-                <w:rFonts w:ascii="Times New Roman" w:eastAsia="Times New Roman" w:hAnsi="Times New Roman" w:cs="Times New Roman"/>
-                <w:sz w:val="26"/>
-                <w:szCs w:val="26"/>
-              </w:rPr>
-            </w:pPr>
-            <w:r>
-              <w:rPr>
-                <w:rFonts w:ascii="Times New Roman" w:eastAsia="Times New Roman" w:hAnsi="Times New Roman" w:cs="Times New Roman"/>
-                <w:sz w:val="26"/>
-                <w:szCs w:val="26"/>
-              </w:rPr>
-              <w:t>Qua việc sử dụng và chỉnh sửa code AI, giúp em hiểu rõ quy trình đăng nhập Backend : nhận email/username và mật khẩu từ client , kiểm tra thông tin phù hợp</w:t>
+              <w:t>Chia lại cấu trúc thư mục, tách các routes/ , middleware/ ,models theo chuẩn R</w:t>
+            </w:r>
+            <w:r>
+              <w:rPr>
+                <w:rFonts w:ascii="Times New Roman" w:eastAsia="Times New Roman" w:hAnsi="Times New Roman" w:cs="Times New Roman"/>
+                <w:sz w:val="26"/>
+                <w:szCs w:val="26"/>
+              </w:rPr>
+              <w:t xml:space="preserve">ESTful API để sau này dễ bảo trì, cập nhật .Thêm validate cho input tránh trường hợp dữ liệu rộng và định dạng sai . Thêm middleware/auth.js để kiểm tra đăng nhập , xác thực token. </w:t>
+            </w:r>
+          </w:p>
+          <w:p>
+            <w:pPr>
+              <w:spacing w:after="0" w:line="240" w:lineRule="auto"/>
+              <w:rPr>
+                <w:rFonts w:ascii="Times New Roman" w:eastAsia="Times New Roman" w:hAnsi="Times New Roman" w:cs="Times New Roman"/>
+                <w:sz w:val="26"/>
+                <w:szCs w:val="26"/>
+              </w:rPr>
+            </w:pPr>
+            <w:r>
+              <w:rPr>
+                <w:rFonts w:ascii="Times New Roman" w:eastAsia="Times New Roman" w:hAnsi="Times New Roman" w:cs="Times New Roman"/>
+                <w:sz w:val="26"/>
+                <w:szCs w:val="26"/>
+              </w:rPr>
+              <w:t>Qua việc sử dụng và chỉnh sửa code AI, giúp em hiểu rõ quy trình đăng nhập</w:t>
+            </w:r>
+            <w:r>
+              <w:rPr>
+                <w:rFonts w:ascii="Times New Roman" w:eastAsia="Times New Roman" w:hAnsi="Times New Roman" w:cs="Times New Roman"/>
+                <w:sz w:val="26"/>
+                <w:szCs w:val="26"/>
+              </w:rPr>
+              <w:t xml:space="preserve"> Backend : nhận email/username và mật khẩu từ client , kiểm tra thông tin phù hợp</w:t>
             </w:r>
           </w:p>
         </w:tc>
@@ -2508,7 +2572,15 @@
                 <w:sz w:val="26"/>
                 <w:szCs w:val="26"/>
               </w:rPr>
-              <w:t>Dùng khoảng 40-50% , kết hợp với kiến thức học được ở môn Xây dựng ứng dụng thương mại điện tử . Xử lý truy vấn , định dạng dữ liệu trả về và phân trang chỉnh lại cho đồng bộ với các chức năng trước đó .</w:t>
+              <w:t xml:space="preserve">Dùng khoảng 40-50% , kết hợp với kiến thức học được ở môn Xây </w:t>
+            </w:r>
+            <w:r>
+              <w:rPr>
+                <w:rFonts w:ascii="Times New Roman" w:eastAsia="Times New Roman" w:hAnsi="Times New Roman" w:cs="Times New Roman"/>
+                <w:sz w:val="26"/>
+                <w:szCs w:val="26"/>
+              </w:rPr>
+              <w:t>dựng ứng dụng thương mại điện tử . Xử lý truy vấn , định dạng dữ liệu trả về và phân trang chỉnh lại cho đồng bộ với các chức năng trước đó .</w:t>
             </w:r>
           </w:p>
         </w:tc>
@@ -2544,7 +2616,15 @@
                 <w:sz w:val="26"/>
                 <w:szCs w:val="26"/>
               </w:rPr>
-              <w:t>Hiểu cách xây dựng API trang chủ, thiết kế chủ đề, viết controller để truy vấn danh sách chủ đề , xử lý phân trang . Hiểu cách format dữ liệu cho FE , tạo cấu trúc BE rõ ràng .</w:t>
+              <w:t>Hiểu cách xây dựng API trang chủ, thiết kế chủ đề, viết controller để truy vấn danh sách chủ đề , xử lý phân trang</w:t>
+            </w:r>
+            <w:r>
+              <w:rPr>
+                <w:rFonts w:ascii="Times New Roman" w:eastAsia="Times New Roman" w:hAnsi="Times New Roman" w:cs="Times New Roman"/>
+                <w:sz w:val="26"/>
+                <w:szCs w:val="26"/>
+              </w:rPr>
+              <w:t xml:space="preserve"> . Hiểu cách format dữ liệu cho FE , tạo cấu trúc BE rõ ràng .</w:t>
             </w:r>
           </w:p>
         </w:tc>
@@ -2786,7 +2866,15 @@
                 <w:sz w:val="26"/>
                 <w:szCs w:val="26"/>
               </w:rPr>
-              <w:t xml:space="preserve">Code được gọn gàng ,phân bố dễ hiểu </w:t>
+              <w:t>Code được gọn gàng ,phân</w:t>
+            </w:r>
+            <w:r>
+              <w:rPr>
+                <w:rFonts w:ascii="Times New Roman" w:eastAsia="Times New Roman" w:hAnsi="Times New Roman" w:cs="Times New Roman"/>
+                <w:sz w:val="26"/>
+                <w:szCs w:val="26"/>
+              </w:rPr>
+              <w:t xml:space="preserve"> bố dễ hiểu </w:t>
             </w:r>
           </w:p>
         </w:tc>
@@ -3156,7 +3244,15 @@
                 <w:sz w:val="26"/>
                 <w:szCs w:val="26"/>
               </w:rPr>
-              <w:t xml:space="preserve">“Cho tôi routes của file giohang.js sẽ POST tạo 1 document đến collection giohang và thông tin của giohang sẽ nằm trong chitietgiohang” </w:t>
+              <w:t xml:space="preserve">“Cho tôi routes của file giohang.js sẽ POST tạo 1 document đến collection giohang </w:t>
+            </w:r>
+            <w:r>
+              <w:rPr>
+                <w:rFonts w:ascii="Times New Roman" w:eastAsia="Times New Roman" w:hAnsi="Times New Roman" w:cs="Times New Roman"/>
+                <w:sz w:val="26"/>
+                <w:szCs w:val="26"/>
+              </w:rPr>
+              <w:t xml:space="preserve">và thông tin của giohang sẽ nằm trong chitietgiohang” </w:t>
             </w:r>
           </w:p>
         </w:tc>
@@ -3336,7 +3432,15 @@
                 <w:sz w:val="26"/>
                 <w:szCs w:val="26"/>
               </w:rPr>
-              <w:t>Code Frontend</w:t>
+              <w:t xml:space="preserve">Code </w:t>
+            </w:r>
+            <w:r>
+              <w:rPr>
+                <w:rFonts w:ascii="Times New Roman" w:eastAsia="Times New Roman" w:hAnsi="Times New Roman" w:cs="Times New Roman"/>
+                <w:sz w:val="26"/>
+                <w:szCs w:val="26"/>
+              </w:rPr>
+              <w:t>Frontend</w:t>
             </w:r>
           </w:p>
         </w:tc>
@@ -3629,7 +3733,15 @@
                 <w:sz w:val="26"/>
                 <w:szCs w:val="26"/>
               </w:rPr>
-              <w:t>“Tôi muốn tạo 1 phần thanh toán có tích hợp VNPay, hướng dẫn tôi làm đi”</w:t>
+              <w:t xml:space="preserve">“Tôi muốn tạo 1 phần </w:t>
+            </w:r>
+            <w:r>
+              <w:rPr>
+                <w:rFonts w:ascii="Times New Roman" w:eastAsia="Times New Roman" w:hAnsi="Times New Roman" w:cs="Times New Roman"/>
+                <w:sz w:val="26"/>
+                <w:szCs w:val="26"/>
+              </w:rPr>
+              <w:t>thanh toán có tích hợp VNPay, hướng dẫn tôi làm đi”</w:t>
             </w:r>
           </w:p>
         </w:tc>
@@ -3872,7 +3984,15 @@
                 <w:sz w:val="26"/>
                 <w:szCs w:val="26"/>
               </w:rPr>
-              <w:t>“Tôi muốn làm một giao diện đăng nhập và đăng xuất sử dụng cho Admin, bạn có thể cho tôi code để tham khảo không ”</w:t>
+              <w:t xml:space="preserve">“Tôi </w:t>
+            </w:r>
+            <w:r>
+              <w:rPr>
+                <w:rFonts w:ascii="Times New Roman" w:eastAsia="Times New Roman" w:hAnsi="Times New Roman" w:cs="Times New Roman"/>
+                <w:sz w:val="26"/>
+                <w:szCs w:val="26"/>
+              </w:rPr>
+              <w:t>muốn làm một giao diện đăng nhập và đăng xuất sử dụng cho Admin, bạn có thể cho tôi code để tham khảo không ”</w:t>
             </w:r>
           </w:p>
         </w:tc>
@@ -3963,7 +4083,15 @@
                 <w:sz w:val="26"/>
                 <w:szCs w:val="26"/>
               </w:rPr>
-              <w:t xml:space="preserve">Xây dựng giao diện đăng nhập của Admin theo giao diện đăng nhập của khách hàng như ban đầu. </w:t>
+              <w:t>Xây dựng giao diện đăn</w:t>
+            </w:r>
+            <w:r>
+              <w:rPr>
+                <w:rFonts w:ascii="Times New Roman" w:eastAsia="Times New Roman" w:hAnsi="Times New Roman" w:cs="Times New Roman"/>
+                <w:sz w:val="26"/>
+                <w:szCs w:val="26"/>
+              </w:rPr>
+              <w:t xml:space="preserve">g nhập của Admin theo giao diện đăng nhập của khách hàng như ban đầu. </w:t>
             </w:r>
           </w:p>
           <w:p>
@@ -4214,7 +4342,15 @@
                 <w:sz w:val="26"/>
                 <w:szCs w:val="26"/>
               </w:rPr>
-              <w:t xml:space="preserve">Liên kết được với database để tài khoản của Admin, truy xuất dữ liệu để kiểm tra xem đăng nhập có đúng vào tài khoản đó không còn nếu </w:t>
+              <w:t>Liên kết được với database để tài khoản của Admin, truy xuất dữ liệu để kiểm tra xem đăng nhập có</w:t>
+            </w:r>
+            <w:r>
+              <w:rPr>
+                <w:rFonts w:ascii="Times New Roman" w:eastAsia="Times New Roman" w:hAnsi="Times New Roman" w:cs="Times New Roman"/>
+                <w:sz w:val="26"/>
+                <w:szCs w:val="26"/>
+              </w:rPr>
+              <w:t xml:space="preserve"> đúng vào tài khoản đó không còn nếu </w:t>
             </w:r>
             <w:r>
               <w:rPr>
@@ -4224,6 +4360,503 @@
               </w:rPr>
               <w:lastRenderedPageBreak/>
               <w:t>không thì sẽ báo lỗi rõ ràng ra.</w:t>
+            </w:r>
+          </w:p>
+        </w:tc>
+      </w:tr>
+      <w:tr>
+        <w:trPr>
+          <w:trHeight w:val="1071"/>
+        </w:trPr>
+        <w:tc>
+          <w:tcPr>
+            <w:tcW w:w="1995" w:type="dxa"/>
+            <w:tcBorders>
+              <w:top w:val="single" w:sz="4" w:space="0" w:color="000000"/>
+              <w:left w:val="single" w:sz="4" w:space="0" w:color="000000"/>
+              <w:bottom w:val="single" w:sz="4" w:space="0" w:color="000000"/>
+              <w:right w:val="single" w:sz="4" w:space="0" w:color="000000"/>
+            </w:tcBorders>
+            <w:tcMar>
+              <w:top w:w="0" w:type="dxa"/>
+              <w:left w:w="108" w:type="dxa"/>
+              <w:bottom w:w="0" w:type="dxa"/>
+              <w:right w:w="108" w:type="dxa"/>
+            </w:tcMar>
+          </w:tcPr>
+          <w:p>
+            <w:pPr>
+              <w:spacing w:after="0" w:line="240" w:lineRule="auto"/>
+              <w:jc w:val="both"/>
+              <w:rPr>
+                <w:rFonts w:ascii="Times New Roman" w:eastAsia="Times New Roman" w:hAnsi="Times New Roman" w:cs="Times New Roman"/>
+                <w:sz w:val="26"/>
+                <w:szCs w:val="26"/>
+                <w:lang w:val="en-US"/>
+              </w:rPr>
+            </w:pPr>
+            <w:r>
+              <w:rPr>
+                <w:rFonts w:ascii="Times New Roman" w:eastAsia="Times New Roman" w:hAnsi="Times New Roman" w:cs="Times New Roman"/>
+                <w:sz w:val="26"/>
+                <w:szCs w:val="26"/>
+                <w:lang w:val="en-US"/>
+              </w:rPr>
+              <w:lastRenderedPageBreak/>
+              <w:t>Đơn hàng</w:t>
+            </w:r>
+          </w:p>
+        </w:tc>
+        <w:tc>
+          <w:tcPr>
+            <w:tcW w:w="3030" w:type="dxa"/>
+            <w:tcBorders>
+              <w:top w:val="single" w:sz="4" w:space="0" w:color="000000"/>
+              <w:left w:val="single" w:sz="4" w:space="0" w:color="000000"/>
+              <w:bottom w:val="single" w:sz="4" w:space="0" w:color="000000"/>
+              <w:right w:val="single" w:sz="4" w:space="0" w:color="000000"/>
+            </w:tcBorders>
+            <w:tcMar>
+              <w:top w:w="0" w:type="dxa"/>
+              <w:left w:w="108" w:type="dxa"/>
+              <w:bottom w:w="0" w:type="dxa"/>
+              <w:right w:w="108" w:type="dxa"/>
+            </w:tcMar>
+          </w:tcPr>
+          <w:p>
+            <w:pPr>
+              <w:spacing w:after="0" w:line="240" w:lineRule="auto"/>
+              <w:jc w:val="both"/>
+              <w:rPr>
+                <w:rFonts w:ascii="Times New Roman" w:eastAsia="Times New Roman" w:hAnsi="Times New Roman" w:cs="Times New Roman"/>
+                <w:sz w:val="26"/>
+                <w:szCs w:val="26"/>
+                <w:lang w:val="en-US"/>
+              </w:rPr>
+            </w:pPr>
+            <w:r>
+              <w:rPr>
+                <w:rFonts w:ascii="Times New Roman" w:eastAsia="Times New Roman" w:hAnsi="Times New Roman" w:cs="Times New Roman"/>
+                <w:sz w:val="26"/>
+                <w:szCs w:val="26"/>
+                <w:lang w:val="en-US"/>
+              </w:rPr>
+              <w:t>FrontEnd</w:t>
+            </w:r>
+          </w:p>
+        </w:tc>
+        <w:tc>
+          <w:tcPr>
+            <w:tcW w:w="2460" w:type="dxa"/>
+            <w:tcBorders>
+              <w:top w:val="single" w:sz="4" w:space="0" w:color="000000"/>
+              <w:left w:val="single" w:sz="4" w:space="0" w:color="000000"/>
+              <w:bottom w:val="single" w:sz="4" w:space="0" w:color="000000"/>
+              <w:right w:val="single" w:sz="4" w:space="0" w:color="000000"/>
+            </w:tcBorders>
+            <w:tcMar>
+              <w:top w:w="0" w:type="dxa"/>
+              <w:left w:w="108" w:type="dxa"/>
+              <w:bottom w:w="0" w:type="dxa"/>
+              <w:right w:w="108" w:type="dxa"/>
+            </w:tcMar>
+          </w:tcPr>
+          <w:p>
+            <w:pPr>
+              <w:spacing w:after="0" w:line="240" w:lineRule="auto"/>
+              <w:jc w:val="both"/>
+              <w:rPr>
+                <w:rFonts w:ascii="Times New Roman" w:eastAsia="Times New Roman" w:hAnsi="Times New Roman" w:cs="Times New Roman"/>
+                <w:sz w:val="26"/>
+                <w:szCs w:val="26"/>
+                <w:lang w:val="en-US"/>
+              </w:rPr>
+            </w:pPr>
+            <w:r>
+              <w:rPr>
+                <w:rFonts w:ascii="Times New Roman" w:eastAsia="Times New Roman" w:hAnsi="Times New Roman" w:cs="Times New Roman"/>
+                <w:sz w:val="26"/>
+                <w:szCs w:val="26"/>
+                <w:lang w:val="en-US"/>
+              </w:rPr>
+              <w:t>Đức, Hùng</w:t>
+            </w:r>
+          </w:p>
+        </w:tc>
+        <w:tc>
+          <w:tcPr>
+            <w:tcW w:w="2505" w:type="dxa"/>
+            <w:tcBorders>
+              <w:top w:val="single" w:sz="4" w:space="0" w:color="000000"/>
+              <w:left w:val="single" w:sz="4" w:space="0" w:color="000000"/>
+              <w:bottom w:val="single" w:sz="4" w:space="0" w:color="000000"/>
+              <w:right w:val="single" w:sz="4" w:space="0" w:color="000000"/>
+            </w:tcBorders>
+            <w:tcMar>
+              <w:top w:w="0" w:type="dxa"/>
+              <w:left w:w="108" w:type="dxa"/>
+              <w:bottom w:w="0" w:type="dxa"/>
+              <w:right w:w="108" w:type="dxa"/>
+            </w:tcMar>
+          </w:tcPr>
+          <w:p>
+            <w:pPr>
+              <w:spacing w:after="0" w:line="240" w:lineRule="auto"/>
+              <w:jc w:val="both"/>
+              <w:rPr>
+                <w:rFonts w:ascii="Times New Roman" w:eastAsia="Times New Roman" w:hAnsi="Times New Roman" w:cs="Times New Roman"/>
+                <w:sz w:val="26"/>
+                <w:szCs w:val="26"/>
+                <w:lang w:val="en-US"/>
+              </w:rPr>
+            </w:pPr>
+            <w:r>
+              <w:rPr>
+                <w:rFonts w:ascii="Times New Roman" w:eastAsia="Times New Roman" w:hAnsi="Times New Roman" w:cs="Times New Roman"/>
+                <w:sz w:val="26"/>
+                <w:szCs w:val="26"/>
+                <w:lang w:val="en-US"/>
+              </w:rPr>
+              <w:t>“Thêm 1 nút tạo đơn và giao diện tạo đơn khi người dùng ấn nút đặt hàng ”</w:t>
+            </w:r>
+          </w:p>
+        </w:tc>
+        <w:tc>
+          <w:tcPr>
+            <w:tcW w:w="2460" w:type="dxa"/>
+            <w:tcBorders>
+              <w:top w:val="single" w:sz="4" w:space="0" w:color="000000"/>
+              <w:left w:val="single" w:sz="4" w:space="0" w:color="000000"/>
+              <w:bottom w:val="single" w:sz="4" w:space="0" w:color="000000"/>
+              <w:right w:val="single" w:sz="4" w:space="0" w:color="000000"/>
+            </w:tcBorders>
+            <w:tcMar>
+              <w:top w:w="0" w:type="dxa"/>
+              <w:left w:w="108" w:type="dxa"/>
+              <w:bottom w:w="0" w:type="dxa"/>
+              <w:right w:w="108" w:type="dxa"/>
+            </w:tcMar>
+          </w:tcPr>
+          <w:p>
+            <w:pPr>
+              <w:spacing w:after="0" w:line="240" w:lineRule="auto"/>
+              <w:jc w:val="both"/>
+              <w:rPr>
+                <w:rFonts w:ascii="Times New Roman" w:eastAsia="Times New Roman" w:hAnsi="Times New Roman" w:cs="Times New Roman"/>
+                <w:sz w:val="26"/>
+                <w:szCs w:val="26"/>
+              </w:rPr>
+            </w:pPr>
+            <w:r>
+              <w:rPr>
+                <w:rFonts w:ascii="Times New Roman" w:eastAsia="Times New Roman" w:hAnsi="Times New Roman" w:cs="Times New Roman"/>
+                <w:sz w:val="26"/>
+                <w:szCs w:val="26"/>
+              </w:rPr>
+              <w:t xml:space="preserve">Copy </w:t>
+            </w:r>
+            <w:r>
+              <w:rPr>
+                <w:rFonts w:ascii="Times New Roman" w:eastAsia="Times New Roman" w:hAnsi="Times New Roman" w:cs="Times New Roman"/>
+                <w:sz w:val="26"/>
+                <w:szCs w:val="26"/>
+                <w:lang w:val="en-US"/>
+              </w:rPr>
+              <w:t>5</w:t>
+            </w:r>
+            <w:r>
+              <w:rPr>
+                <w:rFonts w:ascii="Times New Roman" w:eastAsia="Times New Roman" w:hAnsi="Times New Roman" w:cs="Times New Roman"/>
+                <w:sz w:val="26"/>
+                <w:szCs w:val="26"/>
+              </w:rPr>
+              <w:t>0%</w:t>
+            </w:r>
+          </w:p>
+        </w:tc>
+        <w:tc>
+          <w:tcPr>
+            <w:tcW w:w="2445" w:type="dxa"/>
+            <w:tcBorders>
+              <w:top w:val="single" w:sz="4" w:space="0" w:color="000000"/>
+              <w:left w:val="single" w:sz="4" w:space="0" w:color="000000"/>
+              <w:bottom w:val="single" w:sz="4" w:space="0" w:color="000000"/>
+              <w:right w:val="single" w:sz="4" w:space="0" w:color="000000"/>
+            </w:tcBorders>
+            <w:tcMar>
+              <w:top w:w="0" w:type="dxa"/>
+              <w:left w:w="108" w:type="dxa"/>
+              <w:bottom w:w="0" w:type="dxa"/>
+              <w:right w:w="108" w:type="dxa"/>
+            </w:tcMar>
+          </w:tcPr>
+          <w:p>
+            <w:pPr>
+              <w:spacing w:after="0" w:line="240" w:lineRule="auto"/>
+              <w:jc w:val="both"/>
+              <w:rPr>
+                <w:rFonts w:ascii="Times New Roman" w:eastAsia="Times New Roman" w:hAnsi="Times New Roman" w:cs="Times New Roman"/>
+                <w:sz w:val="26"/>
+                <w:szCs w:val="26"/>
+                <w:lang w:val="en-US"/>
+              </w:rPr>
+            </w:pPr>
+            <w:r>
+              <w:rPr>
+                <w:rFonts w:ascii="Times New Roman" w:eastAsia="Times New Roman" w:hAnsi="Times New Roman" w:cs="Times New Roman"/>
+                <w:sz w:val="26"/>
+                <w:szCs w:val="26"/>
+                <w:lang w:val="en-US"/>
+              </w:rPr>
+              <w:t>Hiện rõ đơn hàng và tổng số tiền của đơn đó. Nếu đơn chưa được thanh toán sẽ có status là đangcho cho đến khi người dùng ấn huỷ</w:t>
+            </w:r>
+          </w:p>
+        </w:tc>
+      </w:tr>
+      <w:tr>
+        <w:trPr>
+          <w:trHeight w:val="1071"/>
+        </w:trPr>
+        <w:tc>
+          <w:tcPr>
+            <w:tcW w:w="1995" w:type="dxa"/>
+            <w:tcBorders>
+              <w:top w:val="single" w:sz="4" w:space="0" w:color="000000"/>
+              <w:left w:val="single" w:sz="4" w:space="0" w:color="000000"/>
+              <w:bottom w:val="single" w:sz="4" w:space="0" w:color="000000"/>
+              <w:right w:val="single" w:sz="4" w:space="0" w:color="000000"/>
+            </w:tcBorders>
+            <w:tcMar>
+              <w:top w:w="0" w:type="dxa"/>
+              <w:left w:w="108" w:type="dxa"/>
+              <w:bottom w:w="0" w:type="dxa"/>
+              <w:right w:w="108" w:type="dxa"/>
+            </w:tcMar>
+          </w:tcPr>
+          <w:p>
+            <w:pPr>
+              <w:spacing w:after="0" w:line="240" w:lineRule="auto"/>
+              <w:jc w:val="both"/>
+              <w:rPr>
+                <w:rFonts w:ascii="Times New Roman" w:eastAsia="Times New Roman" w:hAnsi="Times New Roman" w:cs="Times New Roman"/>
+                <w:sz w:val="26"/>
+                <w:szCs w:val="26"/>
+                <w:lang w:val="en-US"/>
+              </w:rPr>
+            </w:pPr>
+            <w:r>
+              <w:rPr>
+                <w:rFonts w:ascii="Times New Roman" w:eastAsia="Times New Roman" w:hAnsi="Times New Roman" w:cs="Times New Roman"/>
+                <w:sz w:val="26"/>
+                <w:szCs w:val="26"/>
+                <w:lang w:val="en-US"/>
+              </w:rPr>
+              <w:t>Đơn hàng</w:t>
+            </w:r>
+          </w:p>
+        </w:tc>
+        <w:tc>
+          <w:tcPr>
+            <w:tcW w:w="3030" w:type="dxa"/>
+            <w:tcBorders>
+              <w:top w:val="single" w:sz="4" w:space="0" w:color="000000"/>
+              <w:left w:val="single" w:sz="4" w:space="0" w:color="000000"/>
+              <w:bottom w:val="single" w:sz="4" w:space="0" w:color="000000"/>
+              <w:right w:val="single" w:sz="4" w:space="0" w:color="000000"/>
+            </w:tcBorders>
+            <w:tcMar>
+              <w:top w:w="0" w:type="dxa"/>
+              <w:left w:w="108" w:type="dxa"/>
+              <w:bottom w:w="0" w:type="dxa"/>
+              <w:right w:w="108" w:type="dxa"/>
+            </w:tcMar>
+          </w:tcPr>
+          <w:p>
+            <w:pPr>
+              <w:spacing w:after="0" w:line="240" w:lineRule="auto"/>
+              <w:jc w:val="both"/>
+              <w:rPr>
+                <w:rFonts w:ascii="Times New Roman" w:eastAsia="Times New Roman" w:hAnsi="Times New Roman" w:cs="Times New Roman"/>
+                <w:sz w:val="26"/>
+                <w:szCs w:val="26"/>
+                <w:lang w:val="en-US"/>
+              </w:rPr>
+            </w:pPr>
+            <w:r>
+              <w:rPr>
+                <w:rFonts w:ascii="Times New Roman" w:eastAsia="Times New Roman" w:hAnsi="Times New Roman" w:cs="Times New Roman"/>
+                <w:sz w:val="26"/>
+                <w:szCs w:val="26"/>
+                <w:lang w:val="en-US"/>
+              </w:rPr>
+              <w:t>Backend</w:t>
+            </w:r>
+          </w:p>
+        </w:tc>
+        <w:tc>
+          <w:tcPr>
+            <w:tcW w:w="2460" w:type="dxa"/>
+            <w:tcBorders>
+              <w:top w:val="single" w:sz="4" w:space="0" w:color="000000"/>
+              <w:left w:val="single" w:sz="4" w:space="0" w:color="000000"/>
+              <w:bottom w:val="single" w:sz="4" w:space="0" w:color="000000"/>
+              <w:right w:val="single" w:sz="4" w:space="0" w:color="000000"/>
+            </w:tcBorders>
+            <w:tcMar>
+              <w:top w:w="0" w:type="dxa"/>
+              <w:left w:w="108" w:type="dxa"/>
+              <w:bottom w:w="0" w:type="dxa"/>
+              <w:right w:w="108" w:type="dxa"/>
+            </w:tcMar>
+          </w:tcPr>
+          <w:p>
+            <w:pPr>
+              <w:spacing w:after="0" w:line="240" w:lineRule="auto"/>
+              <w:jc w:val="both"/>
+              <w:rPr>
+                <w:rFonts w:ascii="Times New Roman" w:eastAsia="Times New Roman" w:hAnsi="Times New Roman" w:cs="Times New Roman"/>
+                <w:sz w:val="26"/>
+                <w:szCs w:val="26"/>
+                <w:lang w:val="en-US"/>
+              </w:rPr>
+            </w:pPr>
+            <w:r>
+              <w:rPr>
+                <w:rFonts w:ascii="Times New Roman" w:eastAsia="Times New Roman" w:hAnsi="Times New Roman" w:cs="Times New Roman"/>
+                <w:sz w:val="26"/>
+                <w:szCs w:val="26"/>
+                <w:lang w:val="en-US"/>
+              </w:rPr>
+              <w:t>Đức, Hùng</w:t>
+            </w:r>
+          </w:p>
+        </w:tc>
+        <w:tc>
+          <w:tcPr>
+            <w:tcW w:w="2505" w:type="dxa"/>
+            <w:tcBorders>
+              <w:top w:val="single" w:sz="4" w:space="0" w:color="000000"/>
+              <w:left w:val="single" w:sz="4" w:space="0" w:color="000000"/>
+              <w:bottom w:val="single" w:sz="4" w:space="0" w:color="000000"/>
+              <w:right w:val="single" w:sz="4" w:space="0" w:color="000000"/>
+            </w:tcBorders>
+            <w:tcMar>
+              <w:top w:w="0" w:type="dxa"/>
+              <w:left w:w="108" w:type="dxa"/>
+              <w:bottom w:w="0" w:type="dxa"/>
+              <w:right w:w="108" w:type="dxa"/>
+            </w:tcMar>
+          </w:tcPr>
+          <w:p>
+            <w:pPr>
+              <w:spacing w:after="0" w:line="240" w:lineRule="auto"/>
+              <w:jc w:val="both"/>
+              <w:rPr>
+                <w:rFonts w:ascii="Times New Roman" w:eastAsia="Times New Roman" w:hAnsi="Times New Roman" w:cs="Times New Roman"/>
+                <w:sz w:val="26"/>
+                <w:szCs w:val="26"/>
+                <w:lang w:val="en-US"/>
+              </w:rPr>
+            </w:pPr>
+            <w:r>
+              <w:rPr>
+                <w:rFonts w:ascii="Times New Roman" w:eastAsia="Times New Roman" w:hAnsi="Times New Roman" w:cs="Times New Roman"/>
+                <w:sz w:val="26"/>
+                <w:szCs w:val="26"/>
+                <w:lang w:val="en-US"/>
+              </w:rPr>
+              <w:t>“Nếu các dữ liệu hiện tại có trong giỏ hàng đã đúng ý người dùng thì tôi cần route POST tạo 1 đơn hàng tới collection đơn hàng và các sản phẩm chi tiết sẽ nằm trong chititetdonhang”</w:t>
+            </w:r>
+          </w:p>
+        </w:tc>
+        <w:tc>
+          <w:tcPr>
+            <w:tcW w:w="2460" w:type="dxa"/>
+            <w:tcBorders>
+              <w:top w:val="single" w:sz="4" w:space="0" w:color="000000"/>
+              <w:left w:val="single" w:sz="4" w:space="0" w:color="000000"/>
+              <w:bottom w:val="single" w:sz="4" w:space="0" w:color="000000"/>
+              <w:right w:val="single" w:sz="4" w:space="0" w:color="000000"/>
+            </w:tcBorders>
+            <w:tcMar>
+              <w:top w:w="0" w:type="dxa"/>
+              <w:left w:w="108" w:type="dxa"/>
+              <w:bottom w:w="0" w:type="dxa"/>
+              <w:right w:w="108" w:type="dxa"/>
+            </w:tcMar>
+          </w:tcPr>
+          <w:p>
+            <w:pPr>
+              <w:spacing w:after="0" w:line="240" w:lineRule="auto"/>
+              <w:jc w:val="both"/>
+              <w:rPr>
+                <w:rFonts w:ascii="Times New Roman" w:eastAsia="Times New Roman" w:hAnsi="Times New Roman" w:cs="Times New Roman"/>
+                <w:sz w:val="26"/>
+                <w:szCs w:val="26"/>
+              </w:rPr>
+            </w:pPr>
+            <w:r>
+              <w:rPr>
+                <w:rFonts w:ascii="Times New Roman" w:eastAsia="Times New Roman" w:hAnsi="Times New Roman" w:cs="Times New Roman"/>
+                <w:sz w:val="26"/>
+                <w:szCs w:val="26"/>
+              </w:rPr>
+              <w:t xml:space="preserve">Copy </w:t>
+            </w:r>
+            <w:r>
+              <w:rPr>
+                <w:rFonts w:ascii="Times New Roman" w:eastAsia="Times New Roman" w:hAnsi="Times New Roman" w:cs="Times New Roman"/>
+                <w:sz w:val="26"/>
+                <w:szCs w:val="26"/>
+                <w:lang w:val="en-US"/>
+              </w:rPr>
+              <w:t>5</w:t>
+            </w:r>
+            <w:r>
+              <w:rPr>
+                <w:rFonts w:ascii="Times New Roman" w:eastAsia="Times New Roman" w:hAnsi="Times New Roman" w:cs="Times New Roman"/>
+                <w:sz w:val="26"/>
+                <w:szCs w:val="26"/>
+              </w:rPr>
+              <w:t>0%</w:t>
+            </w:r>
+          </w:p>
+        </w:tc>
+        <w:tc>
+          <w:tcPr>
+            <w:tcW w:w="2445" w:type="dxa"/>
+            <w:tcBorders>
+              <w:top w:val="single" w:sz="4" w:space="0" w:color="000000"/>
+              <w:left w:val="single" w:sz="4" w:space="0" w:color="000000"/>
+              <w:bottom w:val="single" w:sz="4" w:space="0" w:color="000000"/>
+              <w:right w:val="single" w:sz="4" w:space="0" w:color="000000"/>
+            </w:tcBorders>
+            <w:tcMar>
+              <w:top w:w="0" w:type="dxa"/>
+              <w:left w:w="108" w:type="dxa"/>
+              <w:bottom w:w="0" w:type="dxa"/>
+              <w:right w:w="108" w:type="dxa"/>
+            </w:tcMar>
+          </w:tcPr>
+          <w:p>
+            <w:pPr>
+              <w:spacing w:after="0" w:line="240" w:lineRule="auto"/>
+              <w:jc w:val="both"/>
+              <w:rPr>
+                <w:rFonts w:ascii="Times New Roman" w:eastAsia="Times New Roman" w:hAnsi="Times New Roman" w:cs="Times New Roman"/>
+                <w:sz w:val="26"/>
+                <w:szCs w:val="26"/>
+                <w:lang w:val="en-US"/>
+              </w:rPr>
+            </w:pPr>
+            <w:r>
+              <w:rPr>
+                <w:rFonts w:ascii="Times New Roman" w:eastAsia="Times New Roman" w:hAnsi="Times New Roman" w:cs="Times New Roman"/>
+                <w:sz w:val="26"/>
+                <w:szCs w:val="26"/>
+                <w:lang w:val="en-US"/>
+              </w:rPr>
+              <w:t xml:space="preserve">Hiểu thêm được luồng hoạt động của cơ sở dữ liệu trong database. Và 1 khi đơn hàng được thanh toán thì giỏ hàng của người dùng nó sẽ tự động xoá dữ liệu tại thời điểm thanh toán </w:t>
             </w:r>
           </w:p>
         </w:tc>
@@ -4359,7 +4992,18 @@
           <w:sz w:val="26"/>
           <w:szCs w:val="26"/>
         </w:rPr>
-        <w:t>- Copy có chỉnh sửa: tùy theo mức độ chỉnh sửa và mức độ hiểu biết sẽ cho điểm phù hợp</w:t>
+        <w:t xml:space="preserve">- Copy có chỉnh sửa: tùy theo mức độ chỉnh sửa và mức độ hiểu biết sẽ cho điểm </w:t>
+      </w:r>
+      <w:r>
+        <w:rPr>
+          <w:rFonts w:ascii="Times New Roman" w:eastAsia="Times New Roman" w:hAnsi="Times New Roman" w:cs="Times New Roman"/>
+          <w:b/>
+          <w:bCs/>
+          <w:color w:val="EE0000"/>
+          <w:sz w:val="26"/>
+          <w:szCs w:val="26"/>
+        </w:rPr>
+        <w:t>phù hợp</w:t>
       </w:r>
     </w:p>
     <w:p>
@@ -4405,7 +5049,18 @@
           <w:sz w:val="26"/>
           <w:szCs w:val="26"/>
         </w:rPr>
-        <w:t>- Sinh viên cần trung thực và liệt kê đầy đủ trong bản ghi nhận này, nếu giảng viên phát hiện có gian lận hoặc ghi nhận không đầy đủ thì tùy theo mức độ mà đánh giá đề tài không đạt hoặc đạt với kết quả thấp</w:t>
+        <w:t xml:space="preserve">- Sinh viên cần trung thực và liệt kê đầy đủ trong bản ghi nhận này, nếu giảng viên phát hiện có gian lận hoặc ghi nhận không đầy </w:t>
+      </w:r>
+      <w:r>
+        <w:rPr>
+          <w:rFonts w:ascii="Times New Roman" w:eastAsia="Times New Roman" w:hAnsi="Times New Roman" w:cs="Times New Roman"/>
+          <w:b/>
+          <w:bCs/>
+          <w:color w:val="EE0000"/>
+          <w:sz w:val="26"/>
+          <w:szCs w:val="26"/>
+        </w:rPr>
+        <w:t>đủ thì tùy theo mức độ mà đánh giá đề tài không đạt hoặc đạt với kết quả thấp</w:t>
       </w:r>
     </w:p>
     <w:p>
@@ -4592,7 +5247,6 @@
                 <w:sz w:val="26"/>
                 <w:szCs w:val="26"/>
               </w:rPr>
-              <w:lastRenderedPageBreak/>
               <w:t>Chương</w:t>
             </w:r>
           </w:p>
@@ -4867,7 +5521,15 @@
                 <w:sz w:val="26"/>
                 <w:szCs w:val="26"/>
               </w:rPr>
-              <w:t>“Viết lời mở đầu cho đề tài Xây dựng úng dụng thương mại điện tử Web bán quần áo”</w:t>
+              <w:t xml:space="preserve">“Viết lời mở đầu cho đề </w:t>
+            </w:r>
+            <w:r>
+              <w:rPr>
+                <w:rFonts w:ascii="Times New Roman" w:eastAsia="Times New Roman" w:hAnsi="Times New Roman" w:cs="Times New Roman"/>
+                <w:sz w:val="26"/>
+                <w:szCs w:val="26"/>
+              </w:rPr>
+              <w:t>tài Xây dựng úng dụng thương mại điện tử Web bán quần áo”</w:t>
             </w:r>
           </w:p>
         </w:tc>
@@ -5136,7 +5798,15 @@
                 <w:sz w:val="26"/>
                 <w:szCs w:val="26"/>
               </w:rPr>
-              <w:t>Copy có chỉnh sửa</w:t>
+              <w:t>Copy có chỉ</w:t>
+            </w:r>
+            <w:r>
+              <w:rPr>
+                <w:rFonts w:ascii="Times New Roman" w:eastAsia="Times New Roman" w:hAnsi="Times New Roman" w:cs="Times New Roman"/>
+                <w:sz w:val="26"/>
+                <w:szCs w:val="26"/>
+              </w:rPr>
+              <w:t>nh sửa</w:t>
             </w:r>
           </w:p>
           <w:p>
@@ -5191,7 +5861,15 @@
                 <w:sz w:val="26"/>
                 <w:szCs w:val="26"/>
               </w:rPr>
-              <w:t xml:space="preserve">AI cho nội dung đầy đủ nhưng chưa rõ ràng, vì vậy em đã dùng phần AI viết làm ý chính, sau đó bổ sung các minh chứng thực tế như nhu cầu thi cuối kì, báo cáo đồ án chuyên ngành cntt. Một số đoạn khá dài nên em lọc bớt ý , thêm ví dụ gắn với sản phẩm mà nhóm xây dựng. </w:t>
+              <w:t>AI cho nội dung đầy đủ nhưng chưa rõ ràng, vì vậy em đã dùng phần AI viết làm ý chính, sau đó bổ sung các minh chứng thực tế như nhu cầu thi cuối kì, báo cáo đồ án chuyên ngành cntt. Một số đoạn khá dài nên em lọc bớt ý , thêm ví dụ gắn với sản ph</w:t>
+            </w:r>
+            <w:r>
+              <w:rPr>
+                <w:rFonts w:ascii="Times New Roman" w:eastAsia="Times New Roman" w:hAnsi="Times New Roman" w:cs="Times New Roman"/>
+                <w:sz w:val="26"/>
+                <w:szCs w:val="26"/>
+              </w:rPr>
+              <w:t xml:space="preserve">ẩm mà nhóm xây dựng. </w:t>
             </w:r>
           </w:p>
         </w:tc>
@@ -5231,6 +5909,7 @@
                 <w:sz w:val="26"/>
                 <w:szCs w:val="26"/>
               </w:rPr>
+              <w:lastRenderedPageBreak/>
               <w:t>Chương 2</w:t>
             </w:r>
           </w:p>
@@ -5392,7 +6071,15 @@
                 <w:sz w:val="26"/>
                 <w:szCs w:val="26"/>
               </w:rPr>
-              <w:t xml:space="preserve">Viết prompt cho 2-3 AI và kết hợp các ý phù hợp từ các kết quả đó. Nội dung từ các AI sinh ra khá đầy đủ nhưng chưa sát với các công nghệ mà đề tài sử dụng : MongoDB, ExpressJS, ReactJS,.. Do đó em đã chỉnh sửa lại theo đúng các công nghệ đã báo cáo ban đầu. Kết hợp đọc các tài liệu mẫu để viết báo cáo mang tính khoa học hơn. </w:t>
+              <w:t>Viết prompt cho 2-3 AI và kết hợp các ý phù hợp từ các kết quả đó. Nội dung từ các AI sinh ra khá đầy đủ nhưng chưa sát với các công nghệ mà đề tài sử dụng : MongoDB, Ex</w:t>
+            </w:r>
+            <w:r>
+              <w:rPr>
+                <w:rFonts w:ascii="Times New Roman" w:eastAsia="Times New Roman" w:hAnsi="Times New Roman" w:cs="Times New Roman"/>
+                <w:sz w:val="26"/>
+                <w:szCs w:val="26"/>
+              </w:rPr>
+              <w:t xml:space="preserve">pressJS, ReactJS,.. Do đó em đã chỉnh sửa lại theo đúng các công nghệ đã báo cáo ban đầu. Kết hợp đọc các tài liệu mẫu để viết báo cáo mang tính khoa học hơn. </w:t>
             </w:r>
           </w:p>
         </w:tc>
@@ -5432,7 +6119,6 @@
                 <w:sz w:val="26"/>
                 <w:szCs w:val="26"/>
               </w:rPr>
-              <w:lastRenderedPageBreak/>
               <w:t xml:space="preserve">3.1 User Case </w:t>
             </w:r>
           </w:p>
@@ -6190,7 +6876,15 @@
                 <w:sz w:val="26"/>
                 <w:szCs w:val="26"/>
               </w:rPr>
-              <w:t>Tạo mục lục tự động đồng thời đánh số trang cho báo cáo</w:t>
+              <w:t xml:space="preserve">Tạo mục lục </w:t>
+            </w:r>
+            <w:r>
+              <w:rPr>
+                <w:rFonts w:ascii="Times New Roman" w:eastAsia="Times New Roman" w:hAnsi="Times New Roman" w:cs="Times New Roman"/>
+                <w:sz w:val="26"/>
+                <w:szCs w:val="26"/>
+              </w:rPr>
+              <w:t>tự động đồng thời đánh số trang cho báo cáo</w:t>
             </w:r>
           </w:p>
         </w:tc>
@@ -6258,6 +6952,7 @@
                 <w:sz w:val="26"/>
                 <w:szCs w:val="26"/>
               </w:rPr>
+              <w:lastRenderedPageBreak/>
               <w:t xml:space="preserve">Biểu đồ lớp </w:t>
             </w:r>
           </w:p>
@@ -6935,6 +7630,7 @@
                 <w:b/>
                 <w:bCs/>
               </w:rPr>
+              <w:lastRenderedPageBreak/>
               <w:t>STT</w:t>
             </w:r>
           </w:p>
@@ -7262,7 +7958,15 @@
                 <w:b/>
                 <w:bCs/>
               </w:rPr>
-              <w:t>Tỷ lệ đóng góp trong đề tài</w:t>
+              <w:t xml:space="preserve">Tỷ </w:t>
+            </w:r>
+            <w:r>
+              <w:rPr>
+                <w:rFonts w:ascii="Times New Roman" w:eastAsia="Times New Roman" w:hAnsi="Times New Roman" w:cs="Times New Roman"/>
+                <w:b/>
+                <w:bCs/>
+              </w:rPr>
+              <w:t>lệ đóng góp trong đề tài</w:t>
             </w:r>
           </w:p>
           <w:p>
@@ -7525,7 +8229,6 @@
               <w:rPr>
                 <w:rFonts w:ascii="Times New Roman" w:eastAsia="Times New Roman" w:hAnsi="Times New Roman" w:cs="Times New Roman"/>
               </w:rPr>
-              <w:lastRenderedPageBreak/>
               <w:t>1</w:t>
             </w:r>
           </w:p>
@@ -7594,7 +8297,15 @@
                 <w:sz w:val="28"/>
                 <w:szCs w:val="28"/>
               </w:rPr>
-              <w:t>Đăng Hoàng Nguyên</w:t>
+              <w:t xml:space="preserve">Đăng Hoàng </w:t>
+            </w:r>
+            <w:r>
+              <w:rPr>
+                <w:rFonts w:ascii="Times New Roman" w:eastAsia="Times New Roman" w:hAnsi="Times New Roman" w:cs="Times New Roman"/>
+                <w:sz w:val="28"/>
+                <w:szCs w:val="28"/>
+              </w:rPr>
+              <w:t>Nguyên</w:t>
             </w:r>
           </w:p>
         </w:tc>
@@ -7945,7 +8656,13 @@
               <w:rPr>
                 <w:rFonts w:ascii="Times New Roman" w:eastAsia="Times New Roman" w:hAnsi="Times New Roman" w:cs="Times New Roman"/>
               </w:rPr>
-              <w:t>vẽ biểu đồ tuần tự, xây dựng giao diện trang chủ, sản phẩm, chức năng tìm kiếm, chi tiết sản phẩm, đặt hàng</w:t>
+              <w:t xml:space="preserve">vẽ biểu đồ tuần tự, xây dựng giao diện trang chủ, sản phẩm, chức năng tìm </w:t>
+            </w:r>
+            <w:r>
+              <w:rPr>
+                <w:rFonts w:ascii="Times New Roman" w:eastAsia="Times New Roman" w:hAnsi="Times New Roman" w:cs="Times New Roman"/>
+              </w:rPr>
+              <w:t>kiếm, chi tiết sản phẩm, đặt hàng</w:t>
             </w:r>
           </w:p>
         </w:tc>
@@ -9109,7 +9826,7 @@
 </file>
 
 <file path=word/numbering.xml><?xml version="1.0" encoding="utf-8"?>
-<w:numbering xmlns:wpc="http://schemas.microsoft.com/office/word/2010/wordprocessingCanvas" xmlns:cx="http://schemas.microsoft.com/office/drawing/2014/chartex" xmlns:cx1="http://schemas.microsoft.com/office/drawing/2015/9/8/chartex" xmlns:cx2="http://schemas.microsoft.com/office/drawing/2015/10/21/chartex" xmlns:cx3="http://schemas.microsoft.com/office/drawing/2016/5/9/chartex" xmlns:cx4="http://schemas.microsoft.com/office/drawing/2016/5/10/chartex" xmlns:cx5="http://schemas.microsoft.com/office/drawing/2016/5/11/chartex" xmlns:cx6="http://schemas.microsoft.com/office/drawing/2016/5/12/chartex" xmlns:cx7="http://schemas.microsoft.com/office/drawing/2016/5/13/chartex" xmlns:cx8="http://schemas.microsoft.com/office/drawing/2016/5/14/chartex" xmlns:mc="http://schemas.openxmlformats.org/markup-compatibility/2006" xmlns:aink="http://schemas.microsoft.com/office/drawing/2016/ink" xmlns:am3d="http://schemas.microsoft.com/office/drawing/2017/model3d" xmlns:o="urn:schemas-microsoft-com:office:office" xmlns:oel="http://schemas.microsoft.com/office/2019/extlst" xmlns:r="http://schemas.openxmlformats.org/officeDocument/2006/relationships" xmlns:m="http://schemas.openxmlformats.org/officeDocument/2006/math" xmlns:v="urn:schemas-microsoft-com:vml" xmlns:wp14="http://schemas.microsoft.com/office/word/2010/wordprocessingDrawing" xmlns:wp="http://schemas.openxmlformats.org/drawingml/2006/wordprocessingDrawing" xmlns:w10="urn:schemas-microsoft-com:office:word" xmlns:w="http://schemas.openxmlformats.org/wordprocessingml/2006/main" xmlns:w14="http://schemas.microsoft.com/office/word/2010/wordml" xmlns:w15="http://schemas.microsoft.com/office/word/2012/wordml" xmlns:w16cex="http://schemas.microsoft.com/office/word/2018/wordml/cex" xmlns:w16cid="http://schemas.microsoft.com/office/word/2016/wordml/cid" xmlns:w16="http://schemas.microsoft.com/office/word/2018/wordml" xmlns:w16du="http://schemas.microsoft.com/office/word/2023/wordml/word16du" xmlns:w16sdtdh="http://schemas.microsoft.com/office/word/2020/wordml/sdtdatahash" xmlns:w16sdtfl="http://schemas.microsoft.com/office/word/2024/wordml/sdtformatlock" xmlns:w16se="http://schemas.microsoft.com/office/word/2015/wordml/symex" xmlns:wpg="http://schemas.microsoft.com/office/word/2010/wordprocessingGroup" xmlns:wpi="http://schemas.microsoft.com/office/word/2010/wordprocessingInk" xmlns:wne="http://schemas.microsoft.com/office/word/2006/wordml" xmlns:wps="http://schemas.microsoft.com/office/word/2010/wordprocessingShape" mc:Ignorable="w14 w15 w16se w16cid w16 w16cex w16sdtdh w16sdtfl w16du wp14">
+<w:numbering xmlns:wpc="http://schemas.microsoft.com/office/word/2010/wordprocessingCanvas" xmlns:cx="http://schemas.microsoft.com/office/drawing/2014/chartex" xmlns:cx1="http://schemas.microsoft.com/office/drawing/2015/9/8/chartex" xmlns:cx2="http://schemas.microsoft.com/office/drawing/2015/10/21/chartex" xmlns:cx3="http://schemas.microsoft.com/office/drawing/2016/5/9/chartex" xmlns:cx4="http://schemas.microsoft.com/office/drawing/2016/5/10/chartex" xmlns:cx5="http://schemas.microsoft.com/office/drawing/2016/5/11/chartex" xmlns:cx6="http://schemas.microsoft.com/office/drawing/2016/5/12/chartex" xmlns:cx7="http://schemas.microsoft.com/office/drawing/2016/5/13/chartex" xmlns:cx8="http://schemas.microsoft.com/office/drawing/2016/5/14/chartex" xmlns:mc="http://schemas.openxmlformats.org/markup-compatibility/2006" xmlns:aink="http://schemas.microsoft.com/office/drawing/2016/ink" xmlns:am3d="http://schemas.microsoft.com/office/drawing/2017/model3d" xmlns:o="urn:schemas-microsoft-com:office:office" xmlns:r="http://schemas.openxmlformats.org/officeDocument/2006/relationships" xmlns:m="http://schemas.openxmlformats.org/officeDocument/2006/math" xmlns:v="urn:schemas-microsoft-com:vml" xmlns:wp14="http://schemas.microsoft.com/office/word/2010/wordprocessingDrawing" xmlns:wp="http://schemas.openxmlformats.org/drawingml/2006/wordprocessingDrawing" xmlns:w10="urn:schemas-microsoft-com:office:word" xmlns:w="http://schemas.openxmlformats.org/wordprocessingml/2006/main" xmlns:w14="http://schemas.microsoft.com/office/word/2010/wordml" xmlns:w15="http://schemas.microsoft.com/office/word/2012/wordml" xmlns:w16cex="http://schemas.microsoft.com/office/word/2018/wordml/cex" xmlns:w16cid="http://schemas.microsoft.com/office/word/2016/wordml/cid" xmlns:w16="http://schemas.microsoft.com/office/word/2018/wordml" xmlns:w16sdtdh="http://schemas.microsoft.com/office/word/2020/wordml/sdtdatahash" xmlns:w16se="http://schemas.microsoft.com/office/word/2015/wordml/symex" xmlns:wpg="http://schemas.microsoft.com/office/word/2010/wordprocessingGroup" xmlns:wpi="http://schemas.microsoft.com/office/word/2010/wordprocessingInk" xmlns:wne="http://schemas.microsoft.com/office/word/2006/wordml" xmlns:wps="http://schemas.microsoft.com/office/word/2010/wordprocessingShape" mc:Ignorable="w14 w15 w16se w16cid w16 w16cex w16sdtdh wp14">
   <w:abstractNum w:abstractNumId="0" w15:restartNumberingAfterBreak="0">
     <w:nsid w:val="3F6E1C80"/>
     <w:multiLevelType w:val="multilevel"/>
@@ -9196,14 +9913,14 @@
       </w:pPr>
     </w:lvl>
   </w:abstractNum>
-  <w:num w:numId="1" w16cid:durableId="1125277118">
+  <w:num w:numId="1">
     <w:abstractNumId w:val="0"/>
   </w:num>
 </w:numbering>
 </file>
 
 <file path=word/styles.xml><?xml version="1.0" encoding="utf-8"?>
-<w:styles xmlns:mc="http://schemas.openxmlformats.org/markup-compatibility/2006" xmlns:r="http://schemas.openxmlformats.org/officeDocument/2006/relationships" xmlns:w="http://schemas.openxmlformats.org/wordprocessingml/2006/main" xmlns:w14="http://schemas.microsoft.com/office/word/2010/wordml" xmlns:w15="http://schemas.microsoft.com/office/word/2012/wordml" xmlns:w16cex="http://schemas.microsoft.com/office/word/2018/wordml/cex" xmlns:w16cid="http://schemas.microsoft.com/office/word/2016/wordml/cid" xmlns:w16="http://schemas.microsoft.com/office/word/2018/wordml" xmlns:w16du="http://schemas.microsoft.com/office/word/2023/wordml/word16du" xmlns:w16sdtdh="http://schemas.microsoft.com/office/word/2020/wordml/sdtdatahash" xmlns:w16sdtfl="http://schemas.microsoft.com/office/word/2024/wordml/sdtformatlock" xmlns:w16se="http://schemas.microsoft.com/office/word/2015/wordml/symex" mc:Ignorable="w14 w15 w16se w16cid w16 w16cex w16sdtdh w16sdtfl w16du">
+<w:styles xmlns:mc="http://schemas.openxmlformats.org/markup-compatibility/2006" xmlns:r="http://schemas.openxmlformats.org/officeDocument/2006/relationships" xmlns:w="http://schemas.openxmlformats.org/wordprocessingml/2006/main" xmlns:w14="http://schemas.microsoft.com/office/word/2010/wordml" xmlns:w15="http://schemas.microsoft.com/office/word/2012/wordml" xmlns:w16cex="http://schemas.microsoft.com/office/word/2018/wordml/cex" xmlns:w16cid="http://schemas.microsoft.com/office/word/2016/wordml/cid" xmlns:w16="http://schemas.microsoft.com/office/word/2018/wordml" xmlns:w16sdtdh="http://schemas.microsoft.com/office/word/2020/wordml/sdtdatahash" xmlns:w16se="http://schemas.microsoft.com/office/word/2015/wordml/symex" mc:Ignorable="w14 w15 w16se w16cid w16 w16cex w16sdtdh">
   <w:docDefaults>
     <w:rPrDefault>
       <w:rPr>

--- a/baocao/đánh giá nhóm UDTMDTN8 (1).docx
+++ b/baocao/đánh giá nhóm UDTMDTN8 (1).docx
@@ -5038,6 +5038,7 @@
           <w:color w:val="EE0000"/>
           <w:sz w:val="26"/>
           <w:szCs w:val="26"/>
+          <w:lang w:val="en-US"/>
         </w:rPr>
       </w:pPr>
       <w:r>
@@ -5060,11 +5061,9 @@
           <w:sz w:val="26"/>
           <w:szCs w:val="26"/>
         </w:rPr>
-        <w:t>đủ thì tùy theo mức độ mà đánh giá đề tài không đạt hoặc đạt với kết quả thấp</w:t>
+        <w:t xml:space="preserve">đủ thì tùy theo mức độ mà đánh giá đề tài không đạt hoặc đạt với kết quả </w:t>
       </w:r>
-    </w:p>
-    <w:p>
-      <w:pPr>
+      <w:r>
         <w:rPr>
           <w:rFonts w:ascii="Times New Roman" w:eastAsia="Times New Roman" w:hAnsi="Times New Roman" w:cs="Times New Roman"/>
           <w:b/>
@@ -5073,10 +5072,9 @@
           <w:sz w:val="26"/>
           <w:szCs w:val="26"/>
         </w:rPr>
-      </w:pPr>
-    </w:p>
-    <w:p>
-      <w:pPr>
+        <w:t>t</w:t>
+      </w:r>
+      <w:r>
         <w:rPr>
           <w:rFonts w:ascii="Times New Roman" w:eastAsia="Times New Roman" w:hAnsi="Times New Roman" w:cs="Times New Roman"/>
           <w:b/>
@@ -5085,10 +5083,9 @@
           <w:sz w:val="26"/>
           <w:szCs w:val="26"/>
         </w:rPr>
-      </w:pPr>
-    </w:p>
-    <w:p>
-      <w:pPr>
+        <w:t>h</w:t>
+      </w:r>
+      <w:r>
         <w:rPr>
           <w:rFonts w:ascii="Times New Roman" w:eastAsia="Times New Roman" w:hAnsi="Times New Roman" w:cs="Times New Roman"/>
           <w:b/>
@@ -5097,34 +5094,9 @@
           <w:sz w:val="26"/>
           <w:szCs w:val="26"/>
         </w:rPr>
-      </w:pPr>
-    </w:p>
-    <w:p>
-      <w:pPr>
-        <w:rPr>
-          <w:rFonts w:ascii="Times New Roman" w:eastAsia="Times New Roman" w:hAnsi="Times New Roman" w:cs="Times New Roman"/>
-          <w:b/>
-          <w:bCs/>
-          <w:color w:val="EE0000"/>
-          <w:sz w:val="26"/>
-          <w:szCs w:val="26"/>
-        </w:rPr>
-      </w:pPr>
-    </w:p>
-    <w:p>
-      <w:pPr>
-        <w:rPr>
-          <w:rFonts w:ascii="Times New Roman" w:eastAsia="Times New Roman" w:hAnsi="Times New Roman" w:cs="Times New Roman"/>
-          <w:b/>
-          <w:bCs/>
-          <w:color w:val="EE0000"/>
-          <w:sz w:val="26"/>
-          <w:szCs w:val="26"/>
-        </w:rPr>
-      </w:pPr>
-    </w:p>
-    <w:p>
-      <w:pPr>
+        <w:t>ấ</w:t>
+      </w:r>
+      <w:r>
         <w:rPr>
           <w:rFonts w:ascii="Times New Roman" w:eastAsia="Times New Roman" w:hAnsi="Times New Roman" w:cs="Times New Roman"/>
           <w:b/>
@@ -5134,53 +5106,8 @@
           <w:szCs w:val="26"/>
           <w:lang w:val="en-US"/>
         </w:rPr>
-      </w:pPr>
-    </w:p>
-    <w:p>
-      <w:pPr>
-        <w:rPr>
-          <w:rFonts w:ascii="Times New Roman" w:eastAsia="Times New Roman" w:hAnsi="Times New Roman" w:cs="Times New Roman"/>
-          <w:b/>
-          <w:bCs/>
-          <w:color w:val="EE0000"/>
-          <w:sz w:val="26"/>
-          <w:szCs w:val="26"/>
-          <w:lang w:val="en-US"/>
-        </w:rPr>
-      </w:pPr>
-    </w:p>
-    <w:p>
-      <w:pPr>
-        <w:rPr>
-          <w:rFonts w:ascii="Times New Roman" w:eastAsia="Times New Roman" w:hAnsi="Times New Roman" w:cs="Times New Roman"/>
-          <w:b/>
-          <w:bCs/>
-          <w:color w:val="EE0000"/>
-          <w:sz w:val="26"/>
-          <w:szCs w:val="26"/>
-          <w:lang w:val="en-US"/>
-        </w:rPr>
-      </w:pPr>
-    </w:p>
-    <w:p>
-      <w:pPr>
-        <w:pBdr>
-          <w:top w:val="nil"/>
-          <w:left w:val="nil"/>
-          <w:bottom w:val="nil"/>
-          <w:right w:val="nil"/>
-          <w:between w:val="nil"/>
-        </w:pBdr>
-        <w:ind w:left="142"/>
-        <w:rPr>
-          <w:rFonts w:ascii="Times New Roman" w:eastAsia="Times New Roman" w:hAnsi="Times New Roman" w:cs="Times New Roman"/>
-          <w:b/>
-          <w:bCs/>
-          <w:color w:val="EE0000"/>
-          <w:sz w:val="26"/>
-          <w:szCs w:val="26"/>
-        </w:rPr>
-      </w:pPr>
+        <w:t>p</w:t>
+      </w:r>
     </w:p>
     <w:tbl>
       <w:tblPr>
@@ -5247,6 +5174,7 @@
                 <w:sz w:val="26"/>
                 <w:szCs w:val="26"/>
               </w:rPr>
+              <w:lastRenderedPageBreak/>
               <w:t>Chương</w:t>
             </w:r>
           </w:p>
@@ -5909,7 +5837,6 @@
                 <w:sz w:val="26"/>
                 <w:szCs w:val="26"/>
               </w:rPr>
-              <w:lastRenderedPageBreak/>
               <w:t>Chương 2</w:t>
             </w:r>
           </w:p>
@@ -6119,6 +6046,7 @@
                 <w:sz w:val="26"/>
                 <w:szCs w:val="26"/>
               </w:rPr>
+              <w:lastRenderedPageBreak/>
               <w:t xml:space="preserve">3.1 User Case </w:t>
             </w:r>
           </w:p>
@@ -6952,7 +6880,6 @@
                 <w:sz w:val="26"/>
                 <w:szCs w:val="26"/>
               </w:rPr>
-              <w:lastRenderedPageBreak/>
               <w:t xml:space="preserve">Biểu đồ lớp </w:t>
             </w:r>
           </w:p>
@@ -7630,7 +7557,6 @@
                 <w:b/>
                 <w:bCs/>
               </w:rPr>
-              <w:lastRenderedPageBreak/>
               <w:t>STT</w:t>
             </w:r>
           </w:p>
@@ -8229,6 +8155,7 @@
               <w:rPr>
                 <w:rFonts w:ascii="Times New Roman" w:eastAsia="Times New Roman" w:hAnsi="Times New Roman" w:cs="Times New Roman"/>
               </w:rPr>
+              <w:lastRenderedPageBreak/>
               <w:t>1</w:t>
             </w:r>
           </w:p>
